--- a/CO Assessments/CO1 AT2 IP.docx
+++ b/CO Assessments/CO1 AT2 IP.docx
@@ -321,6 +321,222 @@
           <w:right w:val="nil"/>
           <w:between w:val="nil"/>
         </w:pBdr>
+        <w:spacing w:before="851" w:line="240" w:lineRule="auto"/>
+        <w:rPr>
+          <w:b/>
+          <w:bCs/>
+          <w:i/>
+          <w:iCs/>
+          <w:color w:val="000000"/>
+          <w:sz w:val="24"/>
+          <w:szCs w:val="24"/>
+        </w:rPr>
+      </w:pPr>
+      <w:r>
+        <w:rPr>
+          <w:b/>
+          <w:bCs/>
+          <w:i/>
+          <w:iCs/>
+          <w:color w:val="000000"/>
+          <w:sz w:val="24"/>
+          <w:szCs w:val="24"/>
+        </w:rPr>
+        <w:t xml:space="preserve">          Code of Conduct: </w:t>
+      </w:r>
+    </w:p>
+    <w:p>
+      <w:pPr>
+        <w:widowControl w:val="0"/>
+        <w:pBdr>
+          <w:top w:val="nil"/>
+          <w:left w:val="nil"/>
+          <w:bottom w:val="nil"/>
+          <w:right w:val="nil"/>
+          <w:between w:val="nil"/>
+        </w:pBdr>
+        <w:spacing w:before="353" w:line="265" w:lineRule="auto"/>
+        <w:ind w:left="869" w:right="1110" w:firstLine="7"/>
+        <w:rPr>
+          <w:i/>
+          <w:iCs/>
+          <w:color w:val="000000"/>
+          <w:sz w:val="24"/>
+          <w:szCs w:val="24"/>
+        </w:rPr>
+      </w:pPr>
+      <w:r>
+        <w:rPr>
+          <w:i/>
+          <w:iCs/>
+          <w:color w:val="000000"/>
+          <w:sz w:val="24"/>
+          <w:szCs w:val="24"/>
+        </w:rPr>
+        <w:t xml:space="preserve">I Vansh Mehta (192411005) (Name / Reg No) certify that this submission is my </w:t>
+      </w:r>
+      <w:proofErr w:type="gramStart"/>
+      <w:r>
+        <w:rPr>
+          <w:i/>
+          <w:iCs/>
+          <w:color w:val="000000"/>
+          <w:sz w:val="24"/>
+          <w:szCs w:val="24"/>
+        </w:rPr>
+        <w:t>original  work</w:t>
+      </w:r>
+      <w:proofErr w:type="gramEnd"/>
+      <w:r>
+        <w:rPr>
+          <w:i/>
+          <w:iCs/>
+          <w:color w:val="000000"/>
+          <w:sz w:val="24"/>
+          <w:szCs w:val="24"/>
+        </w:rPr>
+        <w:t xml:space="preserve"> and that I have adhered to the guidelines specified for this assessment. I understand that any violation of academic integrity rules will result in </w:t>
+      </w:r>
+      <w:proofErr w:type="gramStart"/>
+      <w:r>
+        <w:rPr>
+          <w:i/>
+          <w:iCs/>
+          <w:color w:val="000000"/>
+          <w:sz w:val="24"/>
+          <w:szCs w:val="24"/>
+        </w:rPr>
+        <w:t>disciplinary  action</w:t>
+      </w:r>
+      <w:proofErr w:type="gramEnd"/>
+      <w:r>
+        <w:rPr>
+          <w:i/>
+          <w:iCs/>
+          <w:color w:val="000000"/>
+          <w:sz w:val="24"/>
+          <w:szCs w:val="24"/>
+        </w:rPr>
+        <w:t xml:space="preserve">. </w:t>
+      </w:r>
+    </w:p>
+    <w:p>
+      <w:pPr>
+        <w:widowControl w:val="0"/>
+        <w:pBdr>
+          <w:top w:val="nil"/>
+          <w:left w:val="nil"/>
+          <w:bottom w:val="nil"/>
+          <w:right w:val="nil"/>
+          <w:between w:val="nil"/>
+        </w:pBdr>
+        <w:spacing w:before="645" w:line="240" w:lineRule="auto"/>
+        <w:ind w:left="873"/>
+        <w:rPr>
+          <w:b/>
+          <w:bCs/>
+          <w:i/>
+          <w:iCs/>
+          <w:color w:val="000000"/>
+          <w:sz w:val="24"/>
+          <w:szCs w:val="24"/>
+        </w:rPr>
+      </w:pPr>
+      <w:r>
+        <w:rPr>
+          <w:b/>
+          <w:bCs/>
+          <w:i/>
+          <w:iCs/>
+          <w:color w:val="000000"/>
+          <w:sz w:val="24"/>
+          <w:szCs w:val="24"/>
+        </w:rPr>
+        <w:t>Signature of the student:</w:t>
+      </w:r>
+    </w:p>
+    <w:p>
+      <w:pPr>
+        <w:widowControl w:val="0"/>
+        <w:pBdr>
+          <w:top w:val="nil"/>
+          <w:left w:val="nil"/>
+          <w:bottom w:val="nil"/>
+          <w:right w:val="nil"/>
+          <w:between w:val="nil"/>
+        </w:pBdr>
+        <w:spacing w:before="353" w:line="240" w:lineRule="auto"/>
+        <w:ind w:left="858"/>
+        <w:rPr>
+          <w:color w:val="000000"/>
+          <w:sz w:val="24"/>
+          <w:szCs w:val="24"/>
+        </w:rPr>
+      </w:pPr>
+      <w:r>
+        <w:rPr>
+          <w:noProof/>
+          <w:color w:val="000000"/>
+          <w:sz w:val="24"/>
+          <w:szCs w:val="24"/>
+        </w:rPr>
+        <w:drawing>
+          <wp:inline distT="0" distB="0" distL="0" distR="0" wp14:anchorId="62DB5218" wp14:editId="3A0B4417">
+            <wp:extent cx="1874520" cy="1145540"/>
+            <wp:effectExtent l="0" t="0" r="0" b="0"/>
+            <wp:docPr id="347945516" name="Picture 2"/>
+            <wp:cNvGraphicFramePr>
+              <a:graphicFrameLocks xmlns:a="http://schemas.openxmlformats.org/drawingml/2006/main" noChangeAspect="1"/>
+            </wp:cNvGraphicFramePr>
+            <a:graphic xmlns:a="http://schemas.openxmlformats.org/drawingml/2006/main">
+              <a:graphicData uri="http://schemas.openxmlformats.org/drawingml/2006/picture">
+                <pic:pic xmlns:pic="http://schemas.openxmlformats.org/drawingml/2006/picture">
+                  <pic:nvPicPr>
+                    <pic:cNvPr id="0" name="Picture 2"/>
+                    <pic:cNvPicPr>
+                      <a:picLocks noChangeAspect="1" noChangeArrowheads="1"/>
+                    </pic:cNvPicPr>
+                  </pic:nvPicPr>
+                  <pic:blipFill>
+                    <a:blip r:embed="rId5" cstate="print">
+                      <a:extLst>
+                        <a:ext uri="{28A0092B-C50C-407E-A947-70E740481C1C}">
+                          <a14:useLocalDpi xmlns:a14="http://schemas.microsoft.com/office/drawing/2010/main" val="0"/>
+                        </a:ext>
+                      </a:extLst>
+                    </a:blip>
+                    <a:srcRect/>
+                    <a:stretch>
+                      <a:fillRect/>
+                    </a:stretch>
+                  </pic:blipFill>
+                  <pic:spPr bwMode="auto">
+                    <a:xfrm>
+                      <a:off x="0" y="0"/>
+                      <a:ext cx="1886875" cy="1153090"/>
+                    </a:xfrm>
+                    <a:prstGeom prst="rect">
+                      <a:avLst/>
+                    </a:prstGeom>
+                    <a:noFill/>
+                  </pic:spPr>
+                </pic:pic>
+              </a:graphicData>
+            </a:graphic>
+          </wp:inline>
+        </w:drawing>
+      </w:r>
+    </w:p>
+    <w:p>
+      <w:pPr>
+        <w:widowControl w:val="0"/>
+        <w:pBdr>
+          <w:top w:val="nil"/>
+          <w:left w:val="nil"/>
+          <w:bottom w:val="nil"/>
+          <w:right w:val="nil"/>
+          <w:between w:val="nil"/>
+        </w:pBdr>
         <w:spacing w:before="646" w:line="240" w:lineRule="auto"/>
         <w:ind w:left="864"/>
         <w:rPr>
@@ -368,6 +584,7 @@
           <w:sz w:val="27"/>
           <w:szCs w:val="27"/>
         </w:rPr>
+        <w:lastRenderedPageBreak/>
         <w:t xml:space="preserve">1: </w:t>
       </w:r>
       <w:r>
@@ -1326,29 +1543,49 @@
         <w:spacing w:line="240" w:lineRule="auto"/>
         <w:ind w:left="861"/>
         <w:rPr>
-          <w:b/>
-          <w:bCs/>
           <w:color w:val="000000"/>
           <w:sz w:val="27"/>
           <w:szCs w:val="27"/>
         </w:rPr>
       </w:pPr>
-      <w:r>
-        <w:rPr>
+    </w:p>
+    <w:p>
+      <w:pPr>
+        <w:widowControl w:val="0"/>
+        <w:pBdr>
+          <w:top w:val="nil"/>
+          <w:left w:val="nil"/>
+          <w:bottom w:val="nil"/>
+          <w:right w:val="nil"/>
+          <w:between w:val="nil"/>
+        </w:pBdr>
+        <w:spacing w:line="240" w:lineRule="auto"/>
+        <w:ind w:left="861"/>
+        <w:rPr>
+          <w:b/>
+          <w:bCs/>
           <w:color w:val="000000"/>
           <w:sz w:val="27"/>
           <w:szCs w:val="27"/>
         </w:rPr>
-        <w:t xml:space="preserve">2: </w:t>
-      </w:r>
-      <w:r>
-        <w:rPr>
-          <w:b/>
-          <w:bCs/>
+      </w:pPr>
+      <w:r>
+        <w:rPr>
           <w:color w:val="000000"/>
           <w:sz w:val="27"/>
           <w:szCs w:val="27"/>
         </w:rPr>
+        <w:lastRenderedPageBreak/>
+        <w:t xml:space="preserve">2: </w:t>
+      </w:r>
+      <w:r>
+        <w:rPr>
+          <w:b/>
+          <w:bCs/>
+          <w:color w:val="000000"/>
+          <w:sz w:val="27"/>
+          <w:szCs w:val="27"/>
+        </w:rPr>
         <w:t xml:space="preserve">DOM Structure Analysis </w:t>
       </w:r>
     </w:p>
@@ -1879,7 +2116,6 @@
         <w:rPr>
           <w:color w:val="000000"/>
         </w:rPr>
-        <w:lastRenderedPageBreak/>
         <w:t>&lt;div&gt;</w:t>
       </w:r>
     </w:p>
@@ -2332,6 +2568,7 @@
         <w:rPr>
           <w:color w:val="000000"/>
         </w:rPr>
+        <w:lastRenderedPageBreak/>
         <w:t>&lt;/head&gt;</w:t>
       </w:r>
     </w:p>
@@ -2700,7 +2937,6 @@
           <w:sz w:val="24"/>
           <w:szCs w:val="24"/>
         </w:rPr>
-        <w:lastRenderedPageBreak/>
         <w:t xml:space="preserve">Questions: </w:t>
       </w:r>
     </w:p>
@@ -3792,7 +4028,6 @@
           <w:sz w:val="24"/>
           <w:szCs w:val="24"/>
         </w:rPr>
-        <w:lastRenderedPageBreak/>
         <w:t xml:space="preserve">Questions: </w:t>
       </w:r>
     </w:p>
@@ -4281,6 +4516,7 @@
         <w:rPr>
           <w:color w:val="000000"/>
         </w:rPr>
+        <w:lastRenderedPageBreak/>
         <w:t>&lt;body&gt;</w:t>
       </w:r>
     </w:p>
@@ -4813,7 +5049,6 @@
           <w:sz w:val="24"/>
           <w:szCs w:val="24"/>
         </w:rPr>
-        <w:lastRenderedPageBreak/>
         <w:t xml:space="preserve">Questions: </w:t>
       </w:r>
     </w:p>
@@ -5723,23 +5958,23 @@
           <w:sz w:val="24"/>
           <w:szCs w:val="24"/>
         </w:rPr>
-        <w:lastRenderedPageBreak/>
-        <w:t xml:space="preserve">          Code of Conduct: </w:t>
-      </w:r>
-    </w:p>
-    <w:p>
-      <w:pPr>
-        <w:widowControl w:val="0"/>
-        <w:pBdr>
-          <w:top w:val="nil"/>
-          <w:left w:val="nil"/>
-          <w:bottom w:val="nil"/>
-          <w:right w:val="nil"/>
-          <w:between w:val="nil"/>
-        </w:pBdr>
-        <w:spacing w:before="353" w:line="265" w:lineRule="auto"/>
-        <w:ind w:left="869" w:right="1110" w:firstLine="7"/>
-        <w:rPr>
+        <w:t xml:space="preserve">          </w:t>
+      </w:r>
+    </w:p>
+    <w:p>
+      <w:pPr>
+        <w:widowControl w:val="0"/>
+        <w:pBdr>
+          <w:top w:val="nil"/>
+          <w:left w:val="nil"/>
+          <w:bottom w:val="nil"/>
+          <w:right w:val="nil"/>
+          <w:between w:val="nil"/>
+        </w:pBdr>
+        <w:spacing w:before="851" w:line="240" w:lineRule="auto"/>
+        <w:rPr>
+          <w:b/>
+          <w:bCs/>
           <w:i/>
           <w:iCs/>
           <w:color w:val="000000"/>
@@ -5747,146 +5982,167 @@
           <w:szCs w:val="24"/>
         </w:rPr>
       </w:pPr>
-      <w:r>
-        <w:rPr>
+    </w:p>
+    <w:p>
+      <w:pPr>
+        <w:widowControl w:val="0"/>
+        <w:pBdr>
+          <w:top w:val="nil"/>
+          <w:left w:val="nil"/>
+          <w:bottom w:val="nil"/>
+          <w:right w:val="nil"/>
+          <w:between w:val="nil"/>
+        </w:pBdr>
+        <w:spacing w:before="851" w:line="240" w:lineRule="auto"/>
+        <w:rPr>
+          <w:b/>
+          <w:bCs/>
           <w:i/>
           <w:iCs/>
           <w:color w:val="000000"/>
           <w:sz w:val="24"/>
           <w:szCs w:val="24"/>
         </w:rPr>
-        <w:t xml:space="preserve">I </w:t>
-      </w:r>
-      <w:r>
-        <w:rPr>
+      </w:pPr>
+    </w:p>
+    <w:p>
+      <w:pPr>
+        <w:widowControl w:val="0"/>
+        <w:pBdr>
+          <w:top w:val="nil"/>
+          <w:left w:val="nil"/>
+          <w:bottom w:val="nil"/>
+          <w:right w:val="nil"/>
+          <w:between w:val="nil"/>
+        </w:pBdr>
+        <w:spacing w:before="851" w:line="240" w:lineRule="auto"/>
+        <w:rPr>
+          <w:b/>
+          <w:bCs/>
           <w:i/>
           <w:iCs/>
           <w:color w:val="000000"/>
           <w:sz w:val="24"/>
           <w:szCs w:val="24"/>
         </w:rPr>
-        <w:t xml:space="preserve">Vansh Mehta (192411005) </w:t>
-      </w:r>
-      <w:r>
-        <w:rPr>
+      </w:pPr>
+    </w:p>
+    <w:p>
+      <w:pPr>
+        <w:widowControl w:val="0"/>
+        <w:pBdr>
+          <w:top w:val="nil"/>
+          <w:left w:val="nil"/>
+          <w:bottom w:val="nil"/>
+          <w:right w:val="nil"/>
+          <w:between w:val="nil"/>
+        </w:pBdr>
+        <w:spacing w:before="851" w:line="240" w:lineRule="auto"/>
+        <w:rPr>
+          <w:b/>
+          <w:bCs/>
           <w:i/>
           <w:iCs/>
           <w:color w:val="000000"/>
           <w:sz w:val="24"/>
           <w:szCs w:val="24"/>
         </w:rPr>
-        <w:t xml:space="preserve">(Name / Reg No) certify that this submission is my </w:t>
-      </w:r>
-      <w:proofErr w:type="gramStart"/>
-      <w:r>
-        <w:rPr>
+      </w:pPr>
+    </w:p>
+    <w:p>
+      <w:pPr>
+        <w:widowControl w:val="0"/>
+        <w:pBdr>
+          <w:top w:val="nil"/>
+          <w:left w:val="nil"/>
+          <w:bottom w:val="nil"/>
+          <w:right w:val="nil"/>
+          <w:between w:val="nil"/>
+        </w:pBdr>
+        <w:spacing w:before="851" w:line="240" w:lineRule="auto"/>
+        <w:rPr>
+          <w:b/>
+          <w:bCs/>
           <w:i/>
           <w:iCs/>
           <w:color w:val="000000"/>
           <w:sz w:val="24"/>
           <w:szCs w:val="24"/>
         </w:rPr>
-        <w:t>original  work</w:t>
-      </w:r>
-      <w:proofErr w:type="gramEnd"/>
-      <w:r>
-        <w:rPr>
-          <w:i/>
-          <w:iCs/>
+      </w:pPr>
+    </w:p>
+    <w:p>
+      <w:pPr>
+        <w:widowControl w:val="0"/>
+        <w:pBdr>
+          <w:top w:val="nil"/>
+          <w:left w:val="nil"/>
+          <w:bottom w:val="nil"/>
+          <w:right w:val="nil"/>
+          <w:between w:val="nil"/>
+        </w:pBdr>
+        <w:spacing w:line="240" w:lineRule="auto"/>
+        <w:ind w:left="872"/>
+        <w:rPr>
+          <w:b/>
+          <w:bCs/>
           <w:color w:val="000000"/>
           <w:sz w:val="24"/>
           <w:szCs w:val="24"/>
         </w:rPr>
-        <w:t xml:space="preserve"> and that I have adhered to the guidelines specified for this assessment. I understand that any violation of academic integrity rules will result in </w:t>
-      </w:r>
-      <w:proofErr w:type="gramStart"/>
-      <w:r>
-        <w:rPr>
-          <w:i/>
-          <w:iCs/>
+      </w:pPr>
+      <w:r>
+        <w:rPr>
+          <w:b/>
+          <w:bCs/>
           <w:color w:val="000000"/>
           <w:sz w:val="24"/>
           <w:szCs w:val="24"/>
         </w:rPr>
-        <w:t>disciplinary  action</w:t>
-      </w:r>
-      <w:proofErr w:type="gramEnd"/>
-      <w:r>
-        <w:rPr>
-          <w:i/>
-          <w:iCs/>
+        <w:t>RUBRICS FOR CALCULATION:</w:t>
+      </w:r>
+    </w:p>
+    <w:p>
+      <w:pPr>
+        <w:widowControl w:val="0"/>
+        <w:pBdr>
+          <w:top w:val="nil"/>
+          <w:left w:val="nil"/>
+          <w:bottom w:val="nil"/>
+          <w:right w:val="nil"/>
+          <w:between w:val="nil"/>
+        </w:pBdr>
+        <w:spacing w:line="240" w:lineRule="auto"/>
+        <w:ind w:left="872"/>
+        <w:rPr>
+          <w:b/>
+          <w:bCs/>
           <w:color w:val="000000"/>
           <w:sz w:val="24"/>
           <w:szCs w:val="24"/>
         </w:rPr>
-        <w:t xml:space="preserve">. </w:t>
-      </w:r>
-    </w:p>
-    <w:p>
-      <w:pPr>
-        <w:widowControl w:val="0"/>
-        <w:pBdr>
-          <w:top w:val="nil"/>
-          <w:left w:val="nil"/>
-          <w:bottom w:val="nil"/>
-          <w:right w:val="nil"/>
-          <w:between w:val="nil"/>
-        </w:pBdr>
-        <w:spacing w:before="645" w:line="240" w:lineRule="auto"/>
-        <w:ind w:left="873"/>
-        <w:rPr>
-          <w:b/>
-          <w:bCs/>
-          <w:i/>
-          <w:iCs/>
+      </w:pPr>
+    </w:p>
+    <w:p>
+      <w:pPr>
+        <w:widowControl w:val="0"/>
+        <w:pBdr>
+          <w:top w:val="nil"/>
+          <w:left w:val="nil"/>
+          <w:bottom w:val="nil"/>
+          <w:right w:val="nil"/>
+          <w:between w:val="nil"/>
+        </w:pBdr>
+        <w:spacing w:line="240" w:lineRule="auto"/>
+        <w:ind w:left="872"/>
+        <w:rPr>
+          <w:b/>
+          <w:bCs/>
           <w:color w:val="000000"/>
           <w:sz w:val="24"/>
           <w:szCs w:val="24"/>
         </w:rPr>
       </w:pPr>
-      <w:r>
-        <w:rPr>
-          <w:b/>
-          <w:bCs/>
-          <w:i/>
-          <w:iCs/>
-          <w:color w:val="000000"/>
-          <w:sz w:val="24"/>
-          <w:szCs w:val="24"/>
-        </w:rPr>
-        <w:t>Signature of the student:</w:t>
-      </w:r>
-    </w:p>
-    <w:p>
-      <w:pPr>
-        <w:widowControl w:val="0"/>
-        <w:pBdr>
-          <w:top w:val="nil"/>
-          <w:left w:val="nil"/>
-          <w:bottom w:val="nil"/>
-          <w:right w:val="nil"/>
-          <w:between w:val="nil"/>
-        </w:pBdr>
-        <w:spacing w:line="240" w:lineRule="auto"/>
-        <w:ind w:left="872"/>
-        <w:rPr>
-          <w:b/>
-          <w:bCs/>
-          <w:color w:val="000000"/>
-          <w:sz w:val="24"/>
-          <w:szCs w:val="24"/>
-        </w:rPr>
-      </w:pPr>
-      <w:r>
-        <w:rPr>
-          <w:b/>
-          <w:bCs/>
-          <w:color w:val="000000"/>
-          <w:sz w:val="24"/>
-          <w:szCs w:val="24"/>
-        </w:rPr>
-        <w:t>RUBRICS FOR CALCULATION:</w:t>
-      </w:r>
     </w:p>
     <w:p>
       <w:pPr>
@@ -9391,6 +9647,7 @@
   <w:style w:type="paragraph" w:default="1" w:styleId="Normal">
     <w:name w:val="Normal"/>
     <w:qFormat/>
+    <w:rsid w:val="00F742DF"/>
   </w:style>
   <w:style w:type="paragraph" w:styleId="Heading1">
     <w:name w:val="heading 1"/>
